--- a/Docs/Main Doc.docx
+++ b/Docs/Main Doc.docx
@@ -41,7 +41,21 @@
         <w:rPr>
           <w:rFonts w:hint="eastAsia"/>
         </w:rPr>
-        <w:t>项目简介：此项目特点为将原神战斗系统以回合制战斗的形式重新展现，剧情模块参考fgo的表现形式，即文字化剧情配上对应立绘和表情差分，以及相应的角色养成和其他模块进行辅助。</w:t>
+        <w:t>项目简介：此项目特点为将原神战斗系统以回合制战斗的形式重新展现，剧情模块参考</w:t>
+      </w:r>
+      <w:proofErr w:type="spellStart"/>
+      <w:r>
+        <w:rPr>
+          <w:rFonts w:hint="eastAsia"/>
+        </w:rPr>
+        <w:t>fgo</w:t>
+      </w:r>
+      <w:proofErr w:type="spellEnd"/>
+      <w:r>
+        <w:rPr>
+          <w:rFonts w:hint="eastAsia"/>
+        </w:rPr>
+        <w:t>的表现形式，即文字化剧情配上对应立绘和表情差分，以及相应的角色养成和其他模块进行辅助。</w:t>
       </w:r>
       <w:r>
         <w:rPr>
@@ -70,7 +84,21 @@
         <w:rPr>
           <w:rFonts w:hint="eastAsia"/>
         </w:rPr>
-        <w:t>平台：PC（后续可能有安卓和ios）</w:t>
+        <w:t>平台：PC（后续可能有安卓和</w:t>
+      </w:r>
+      <w:proofErr w:type="spellStart"/>
+      <w:r>
+        <w:rPr>
+          <w:rFonts w:hint="eastAsia"/>
+        </w:rPr>
+        <w:t>ios</w:t>
+      </w:r>
+      <w:proofErr w:type="spellEnd"/>
+      <w:r>
+        <w:rPr>
+          <w:rFonts w:hint="eastAsia"/>
+        </w:rPr>
+        <w:t>）</w:t>
       </w:r>
       <w:r>
         <w:rPr>
@@ -113,7 +141,6 @@
       <w:r>
         <w:rPr>
           <w:rStyle w:val="20"/>
-          <w:rFonts w:hint="eastAsia"/>
         </w:rPr>
         <w:t>主界面：</w:t>
       </w:r>
@@ -208,7 +235,21 @@
         <w:rPr>
           <w:rFonts w:hint="eastAsia"/>
         </w:rPr>
-        <w:t>地图资源来自官方的平面地图，但是如果能使用真实地形45度俯瞰图则更好，类似fgo的地图风格。</w:t>
+        <w:t>地图资源来自官方的平面地图，但是如果能使用真实地形45度俯瞰图则更好，类似</w:t>
+      </w:r>
+      <w:proofErr w:type="spellStart"/>
+      <w:r>
+        <w:rPr>
+          <w:rFonts w:hint="eastAsia"/>
+        </w:rPr>
+        <w:t>fgo</w:t>
+      </w:r>
+      <w:proofErr w:type="spellEnd"/>
+      <w:r>
+        <w:rPr>
+          <w:rFonts w:hint="eastAsia"/>
+        </w:rPr>
+        <w:t>的地图风格。</w:t>
       </w:r>
       <w:r>
         <w:br/>
@@ -871,1000 +912,10 @@
     </w:p>
     <w:p>
       <w:pPr>
-        <w:numPr>
-          <w:ilvl w:val="0"/>
-          <w:numId w:val="1"/>
-        </w:numPr>
-        <w:rPr>
-          <w:rFonts w:hint="eastAsia"/>
-        </w:rPr>
-      </w:pPr>
-      <w:r>
-        <w:rPr>
-          <w:rFonts w:hint="eastAsia"/>
-        </w:rPr>
-        <w:t>战斗系统</w:t>
-      </w:r>
-    </w:p>
-    <w:p>
-      <w:pPr>
-        <w:numPr>
-          <w:ilvl w:val="0"/>
-          <w:numId w:val="4"/>
-        </w:numPr>
-        <w:rPr>
-          <w:rFonts w:hint="eastAsia"/>
-        </w:rPr>
-      </w:pPr>
-      <w:r>
-        <w:rPr>
-          <w:rFonts w:hint="eastAsia"/>
-        </w:rPr>
-        <w:t>系统简介：</w:t>
-      </w:r>
-      <w:r>
-        <w:br/>
-      </w:r>
-      <w:r>
-        <w:rPr>
-          <w:rFonts w:hint="eastAsia"/>
-        </w:rPr>
-        <w:t>会基本照搬元素反应机制，包括反应效果，元素附着等。主要玩法为回合制。战斗开始时我方先手，等玩家确认结束回合后，敌方开始回合，并在做完所有动作后，切换至我方开始回合</w:t>
-      </w:r>
-      <w:r>
-        <w:rPr>
-          <w:rFonts w:hint="eastAsia"/>
-        </w:rPr>
-        <w:t>。我方为四人小队，敌方为五人小队</w:t>
-      </w:r>
-      <w:r>
-        <w:rPr>
-          <w:rFonts w:hint="eastAsia"/>
-        </w:rPr>
-        <w:t>，</w:t>
-      </w:r>
-      <w:r>
-        <w:rPr>
-          <w:rFonts w:hint="eastAsia"/>
-        </w:rPr>
-        <w:t>逻辑上都是单行排列，视觉上可能上下有所错开以便放得下9个人。</w:t>
-      </w:r>
-      <w:r>
-        <w:rPr>
-          <w:rFonts w:hint="eastAsia"/>
-        </w:rPr>
-        <w:t>皆可不满员，但不能为0</w:t>
-      </w:r>
-      <w:r>
-        <w:br/>
-      </w:r>
-      <w:r>
-        <w:rPr>
-          <w:rFonts w:hint="eastAsia"/>
-        </w:rPr>
-        <w:t>本来是想跟fgo一样做live2d建模的，但是太费时间了，不如直接用七圣召唤卡牌封面，对战也是我方四个角色卡牌跟敌方五个角色卡牌对战，顺序有前后之分，每边排在第一个的角色为一号位</w:t>
-      </w:r>
-      <w:r>
-        <w:rPr>
-          <w:rFonts w:hint="eastAsia"/>
-        </w:rPr>
-        <w:t>。这样子技能释放动作，受击，入场啥的我都不用管</w:t>
-      </w:r>
-      <w:r>
-        <w:br/>
-      </w:r>
-    </w:p>
-    <w:p>
-      <w:pPr>
-        <w:numPr>
-          <w:ilvl w:val="0"/>
-          <w:numId w:val="4"/>
-        </w:numPr>
-        <w:rPr>
-          <w:rFonts w:hint="eastAsia"/>
-        </w:rPr>
-      </w:pPr>
-      <w:r>
-        <w:rPr>
-          <w:rFonts w:hint="eastAsia"/>
-        </w:rPr>
-        <w:t>角色行为及行动点系统：</w:t>
-      </w:r>
-      <w:r>
-        <w:br/>
-      </w:r>
-      <w:r>
-        <w:rPr>
-          <w:rFonts w:hint="eastAsia"/>
-        </w:rPr>
-        <w:t>每个角色拥有普攻，重击，元素战技，元素爆发</w:t>
-      </w:r>
-      <w:r>
-        <w:rPr>
-          <w:rFonts w:hint="eastAsia"/>
-        </w:rPr>
-        <w:t>四</w:t>
-      </w:r>
-      <w:r>
-        <w:rPr>
-          <w:rFonts w:hint="eastAsia"/>
-        </w:rPr>
-        <w:t>种基本行为。</w:t>
-      </w:r>
-      <w:r>
-        <w:rPr>
-          <w:rFonts w:hint="eastAsia"/>
-        </w:rPr>
-        <w:t>基本都</w:t>
-      </w:r>
-      <w:r>
-        <w:rPr>
-          <w:rFonts w:hint="eastAsia"/>
-        </w:rPr>
-        <w:t>需要消耗行动点（AP）来施展</w:t>
-      </w:r>
-      <w:r>
-        <w:rPr>
-          <w:rFonts w:hint="eastAsia"/>
-        </w:rPr>
-        <w:t>。元素爆发释放</w:t>
-      </w:r>
-      <w:r>
-        <w:rPr>
-          <w:rFonts w:hint="eastAsia"/>
-        </w:rPr>
-        <w:t>基本</w:t>
-      </w:r>
-      <w:r>
-        <w:rPr>
-          <w:rFonts w:hint="eastAsia"/>
-        </w:rPr>
-        <w:t>不需要AP</w:t>
-      </w:r>
-      <w:r>
-        <w:rPr>
-          <w:rFonts w:hint="eastAsia"/>
-        </w:rPr>
-        <w:t>，也不需要专门切人</w:t>
-      </w:r>
-      <w:r>
-        <w:br/>
-      </w:r>
-      <w:r>
-        <w:rPr>
-          <w:rFonts w:hint="eastAsia"/>
-        </w:rPr>
-        <w:t>在我方回合内，玩家可以选择切换角色，消耗</w:t>
-      </w:r>
-      <w:r>
-        <w:rPr>
-          <w:rFonts w:hint="eastAsia"/>
-        </w:rPr>
-        <w:t>5</w:t>
-      </w:r>
-      <w:r>
-        <w:rPr>
-          <w:rFonts w:hint="eastAsia"/>
-        </w:rPr>
-        <w:t>AP。</w:t>
-      </w:r>
-      <w:r>
-        <w:br/>
-      </w:r>
-      <w:r>
-        <w:rPr>
-          <w:rFonts w:hint="eastAsia"/>
-        </w:rPr>
-        <w:t>暂定每回合总AP为100</w:t>
-      </w:r>
-      <w:r>
-        <w:rPr>
-          <w:rFonts w:hint="eastAsia"/>
-        </w:rPr>
-        <w:t>，单回合内全局通用</w:t>
-      </w:r>
-      <w:r>
-        <w:rPr>
-          <w:rFonts w:hint="eastAsia"/>
-        </w:rPr>
-        <w:t>。后续可能有角色天赋增加AP总量，或是战斗中部分效果影响ap总量或是各角色技能ap消耗</w:t>
-      </w:r>
-      <w:r>
-        <w:rPr>
-          <w:rFonts w:hint="eastAsia"/>
-        </w:rPr>
-        <w:t>。我方回合结束时ap全部回复</w:t>
-      </w:r>
-      <w:r>
-        <w:br/>
-      </w:r>
-      <w:r>
-        <w:rPr>
-          <w:rFonts w:hint="eastAsia"/>
-        </w:rPr>
-        <w:t>战斗开始时，当前行动角色默认为编队第一名角色。我方回合开始时，当前行动角色默认为上回合结束行动时的角色。</w:t>
-      </w:r>
-      <w:r>
-        <w:br/>
-      </w:r>
-      <w:r>
-        <w:br/>
-      </w:r>
-    </w:p>
-    <w:p>
-      <w:pPr>
-        <w:numPr>
-          <w:ilvl w:val="0"/>
-          <w:numId w:val="4"/>
-        </w:numPr>
-        <w:rPr>
-          <w:rFonts w:hint="eastAsia"/>
-        </w:rPr>
-      </w:pPr>
-      <w:r>
-        <w:rPr>
-          <w:rFonts w:hint="eastAsia"/>
-        </w:rPr>
-        <w:t>护盾机制</w:t>
-      </w:r>
-      <w:r>
-        <w:br/>
-      </w:r>
-      <w:r>
-        <w:rPr>
-          <w:rFonts w:hint="eastAsia"/>
-        </w:rPr>
-        <w:t>护盾分为三种类型：结晶盾，技能护盾和场地护盾</w:t>
-      </w:r>
-      <w:r>
-        <w:rPr>
-          <w:rFonts w:hint="eastAsia"/>
-        </w:rPr>
-        <w:t>。结晶</w:t>
-      </w:r>
-      <w:r>
-        <w:rPr>
-          <w:rFonts w:hint="eastAsia"/>
-        </w:rPr>
-        <w:t>盾只有最新获得的生效，并不和之前的类型叠加</w:t>
-      </w:r>
-      <w:r>
-        <w:rPr>
-          <w:rFonts w:hint="eastAsia"/>
-        </w:rPr>
-        <w:t>；每个角色提供的技能护盾会同时存在</w:t>
-      </w:r>
-      <w:r>
-        <w:rPr>
-          <w:rFonts w:hint="eastAsia"/>
-        </w:rPr>
-        <w:t>但不叠加，同一角色再次提供技能护盾时，只刷新该护盾盾量和持续时间</w:t>
-      </w:r>
-      <w:r>
-        <w:rPr>
-          <w:rFonts w:hint="eastAsia"/>
-        </w:rPr>
-        <w:t>（不用专门写判</w:t>
-      </w:r>
-      <w:r>
-        <w:rPr>
-          <w:rFonts w:hint="eastAsia"/>
-        </w:rPr>
-        <w:lastRenderedPageBreak/>
-        <w:t>定，只需要在状态表里配就行）</w:t>
-      </w:r>
-      <w:r>
-        <w:rPr>
-          <w:rFonts w:hint="eastAsia"/>
-        </w:rPr>
-        <w:t>。</w:t>
-      </w:r>
-      <w:r>
-        <w:rPr>
-          <w:rFonts w:hint="eastAsia"/>
-        </w:rPr>
-        <w:t>不同来源的场地护盾量可以叠加，同一来源的只刷新盾量和持续时间。</w:t>
-      </w:r>
-      <w:r>
-        <w:rPr>
-          <w:rFonts w:hint="eastAsia"/>
-        </w:rPr>
-        <w:t>当我方受到伤害时，优先根据每个角色受到的最终伤害扣除场地护盾值。没有场地护盾时，角色受到伤害将同时扣除每个角色自己身上的</w:t>
-      </w:r>
-      <w:r>
-        <w:rPr>
-          <w:rFonts w:hint="eastAsia"/>
-        </w:rPr>
-        <w:t>每个</w:t>
-      </w:r>
-      <w:r>
-        <w:rPr>
-          <w:rFonts w:hint="eastAsia"/>
-        </w:rPr>
-        <w:t>技能护盾和结晶盾护盾值</w:t>
-      </w:r>
-      <w:r>
-        <w:rPr>
-          <w:rFonts w:hint="eastAsia"/>
-        </w:rPr>
-        <w:t>，所以其实只有最高盾量的那个盾有用（也不一定，万一低盾量的那个盾刚好属性正确可以有250%的吸收量呢）</w:t>
-      </w:r>
-      <w:r>
-        <w:rPr>
-          <w:rFonts w:hint="eastAsia"/>
-        </w:rPr>
-        <w:t>。若该次伤害击破场地护盾后仍有溢出，则角色在场地护盾破碎后受到的伤害应为：（每个角色受到最终伤害总和-场地护盾值）*该次攻击各目标本应受到的最终伤害/每个角色受到最终伤害总和</w:t>
-      </w:r>
-      <w:r>
-        <w:br/>
-      </w:r>
-      <w:r>
-        <w:br/>
-      </w:r>
-      <w:r>
-        <w:rPr>
-          <w:rFonts w:hint="eastAsia"/>
-        </w:rPr>
-        <w:t>比如对方对我方造成10,10,10的伤害，实际因为防御力等原因，最终伤害应为5，10，5，而我方场地护盾为10，被击破后敌方还剩10的总伤待分配，我方角色则各自分配2.5，5，2.5的最终伤害。若角色还有技能或结晶盾，则继续扣除护盾值，当然那个不全队共享所以不需要提。</w:t>
-      </w:r>
-      <w:r>
-        <w:br/>
-      </w:r>
-      <w:r>
-        <w:br/>
-      </w:r>
-      <w:r>
-        <w:rPr>
-          <w:rFonts w:hint="eastAsia"/>
-        </w:rPr>
-        <w:t>对任意目标，只要仍有护盾存在，就不会被削韧。</w:t>
-      </w:r>
-      <w:r>
-        <w:br/>
-      </w:r>
-      <w:r>
-        <w:br/>
-      </w:r>
-      <w:r>
-        <w:rPr>
-          <w:rFonts w:hint="eastAsia"/>
-        </w:rPr>
-        <w:t>元素盾对自身元素有250%的吸收系数，对其他元素和物理伤害有150%的吸收系数，岩元素护盾则对所有伤害都有250%的吸收系数。还有一种特殊的白条盾，没有吸收系数，跟直接加血量没有数值差别，只是不会被削韧而已。</w:t>
-      </w:r>
-      <w:r>
-        <w:br/>
-      </w:r>
-      <w:r>
-        <w:br/>
-      </w:r>
-      <w:r>
-        <w:rPr>
-          <w:rFonts w:hint="eastAsia"/>
-        </w:rPr>
-        <w:t>护盾量受攻击减少量的公式：最终伤害/（吸收系数*（1+护盾强效））</w:t>
-      </w:r>
-      <w:r>
-        <w:br/>
-      </w:r>
-      <w:r>
-        <w:br/>
-      </w:r>
-    </w:p>
-    <w:p>
-      <w:pPr>
-        <w:numPr>
-          <w:ilvl w:val="0"/>
-          <w:numId w:val="4"/>
-        </w:numPr>
-        <w:rPr>
-          <w:rFonts w:hint="eastAsia"/>
-        </w:rPr>
-      </w:pPr>
-      <w:r>
-        <w:rPr>
-          <w:rFonts w:hint="eastAsia"/>
-        </w:rPr>
-        <w:t>回合制，状态以及场地效果</w:t>
-      </w:r>
-      <w:r>
-        <w:br/>
-      </w:r>
-      <w:r>
-        <w:rPr>
-          <w:rFonts w:hint="eastAsia"/>
-        </w:rPr>
-        <w:t>从结算顺序上而言，大体分为：我方回合开始前（触发部分状态），我方回合（进行行动），我方回合结束后（触发部分状态），敌方回合开始前（触发部分状态），敌方回合（进行行动），敌方回合结束后（触发部分状态）。</w:t>
-      </w:r>
-      <w:r>
-        <w:br/>
-      </w:r>
-      <w:r>
-        <w:rPr>
-          <w:rFonts w:hint="eastAsia"/>
-        </w:rPr>
-        <w:t>回合制机制大概会以状态机的形式来写，也就是按照以上顺序分六个组，每施加一个状态就放在对应部分的组里，然后运行到这个组的时候，按照施加顺序触发效果。</w:t>
-      </w:r>
-      <w:r>
-        <w:rPr>
-          <w:rFonts w:hint="eastAsia"/>
-        </w:rPr>
-        <w:t>所有我方和敌方行动，都要在该阶段状态结算完后再进行。</w:t>
-      </w:r>
-      <w:r>
-        <w:br/>
-      </w:r>
-      <w:r>
-        <w:br/>
-      </w:r>
-      <w:r>
-        <w:rPr>
-          <w:rFonts w:hint="eastAsia"/>
-        </w:rPr>
-        <w:t>所谓状态，即赋予在我方和敌方个体上的效果。如攻击力增加10%，持续一回合</w:t>
-      </w:r>
-      <w:r>
-        <w:rPr>
-          <w:rFonts w:hint="eastAsia"/>
-        </w:rPr>
-        <w:t>，在阶段2时施加</w:t>
-      </w:r>
-      <w:r>
-        <w:rPr>
-          <w:rFonts w:hint="eastAsia"/>
-        </w:rPr>
-        <w:t>。所谓一回合，即在我方回合时施加一个效果，该效果将在下一次“我方回合开始前”阶段结束时，也就是下一个“我方回合”阶段</w:t>
-      </w:r>
-      <w:r>
-        <w:rPr>
-          <w:rFonts w:hint="eastAsia"/>
-        </w:rPr>
-        <w:t>开始时</w:t>
-      </w:r>
-      <w:r>
-        <w:rPr>
-          <w:rFonts w:hint="eastAsia"/>
-        </w:rPr>
-        <w:t>消失</w:t>
-      </w:r>
-      <w:r>
-        <w:rPr>
-          <w:rFonts w:hint="eastAsia"/>
-        </w:rPr>
-        <w:t>，然后才是我方行动。敌方回合也是一样</w:t>
-      </w:r>
-      <w:r>
-        <w:rPr>
-          <w:rFonts w:hint="eastAsia"/>
-        </w:rPr>
-        <w:t>。</w:t>
-      </w:r>
-      <w:r>
-        <w:br/>
-      </w:r>
-      <w:r>
-        <w:br/>
-      </w:r>
-      <w:r>
-        <w:t>我没有专门写快照机制，像状态这种生成时读角色属性的，</w:t>
-      </w:r>
-      <w:r>
-        <w:rPr>
-          <w:rFonts w:hint="eastAsia"/>
-        </w:rPr>
-        <w:t>然后造成伤害或治疗时读自己属性的，</w:t>
-      </w:r>
-      <w:r>
-        <w:t>他本质就已经是快照了，如果要不是快照就会跟安柏蓄力</w:t>
-      </w:r>
-      <w:r>
-        <w:lastRenderedPageBreak/>
-        <w:t>重击一样写在角色技能里</w:t>
-      </w:r>
-      <w:r>
-        <w:br/>
-      </w:r>
-      <w:r>
-        <w:br/>
-      </w:r>
-      <w:r>
-        <w:rPr>
-          <w:rFonts w:hint="eastAsia"/>
-        </w:rPr>
-        <w:t>大部分角色和敌人释放的技能如果要造成跨回合的影响，一般靠为自身</w:t>
-      </w:r>
-      <w:r>
-        <w:rPr>
-          <w:rFonts w:hint="eastAsia"/>
-        </w:rPr>
-        <w:t>或敌人</w:t>
-      </w:r>
-      <w:r>
-        <w:rPr>
-          <w:rFonts w:hint="eastAsia"/>
-        </w:rPr>
-        <w:t>赋予一个状态来实现。如香菱开大，为自身赋予</w:t>
-      </w:r>
-      <w:r>
-        <w:rPr>
-          <w:rFonts w:hint="eastAsia"/>
-        </w:rPr>
-        <w:t>旋</w:t>
-      </w:r>
-      <w:r>
-        <w:rPr>
-          <w:rFonts w:hint="eastAsia"/>
-        </w:rPr>
-        <w:t>火轮状态：在我方回合结束时，对所有敌人造成一次X%攻击力的火元素伤害，持续3回合。或者班尼特开大：立即治疗全队角色，并在我方回合开始前对全队角色进行一次治疗，持续3回合。</w:t>
-      </w:r>
-      <w:r>
-        <w:rPr>
-          <w:rFonts w:hint="eastAsia"/>
-        </w:rPr>
-        <w:t>此类状态会在角色死亡时消失。水丘丘萨满对敌方全体施加了治愈之雨，赋予敌方全体水元素附着效果，并在敌方回合结束时对所有敌方角色进行一次治疗，持续2回合。</w:t>
-      </w:r>
-      <w:r>
-        <w:rPr>
-          <w:rFonts w:hint="eastAsia"/>
-        </w:rPr>
-        <w:t>（以上技能效果编的，别当真）</w:t>
-      </w:r>
-      <w:r>
-        <w:br/>
-      </w:r>
-      <w:r>
-        <w:rPr>
-          <w:rFonts w:hint="eastAsia"/>
-        </w:rPr>
-        <w:t>状态在配表时带有两个属性：计时器阶段和触发阶段。实际操作中，可以理解建了两个大集合，一个计算计时器，一个计算触发。每个集合内分为6个小集合，代表状态机的1-6阶段。对于计时器集合，在哪个阶段施加的该状态，该状态就放在哪个小集合中，并在下回合即将进入该阶段前读取里面所有状态和元素附着信息并-1时间或元素量。对于触发集合，状态被施加进该小集合中时，是有前后顺序的区别的，先施加的状态会在下回合该阶段到来前优先触发，依次向后。进入每个阶段前，先计算其触发集合，再计算其计时器集合。</w:t>
-      </w:r>
-      <w:r>
-        <w:br/>
-      </w:r>
-      <w:r>
-        <w:rPr>
-          <w:rFonts w:hint="eastAsia"/>
-        </w:rPr>
-        <w:t>当然，元素量处理不跟状态写在一个计时器中，只是同逻辑另行并行处理</w:t>
-      </w:r>
-      <w:r>
-        <w:br/>
-      </w:r>
-      <w:r>
-        <w:br/>
-      </w:r>
-      <w:r>
-        <w:rPr>
-          <w:rFonts w:hint="eastAsia"/>
-        </w:rPr>
-        <w:t>场地效果分为我方场地效果和敌方场地效果，</w:t>
-      </w:r>
-      <w:r>
-        <w:rPr>
-          <w:rFonts w:hint="eastAsia"/>
-        </w:rPr>
-        <w:t>该效果在持续时间内一直存在，</w:t>
-      </w:r>
-      <w:r>
-        <w:rPr>
-          <w:rFonts w:hint="eastAsia"/>
-        </w:rPr>
-        <w:t>但也可被特定情况终结或是添加新的场地效果。</w:t>
-      </w:r>
-      <w:r>
-        <w:rPr>
-          <w:rFonts w:hint="eastAsia"/>
-        </w:rPr>
-        <w:t>敌方效果和同一位置的敌方场地效果并没有本质区别，只要位置相同，对其发动的攻击或施加的状态必定同时影响两者。</w:t>
-      </w:r>
-      <w:r>
-        <w:rPr>
-          <w:rFonts w:hint="eastAsia"/>
-        </w:rPr>
-        <w:t>唯一区别是角色身上的状态会在退场时消失，而该位置的场地效果依然存在</w:t>
-      </w:r>
-      <w:r>
-        <w:br/>
-      </w:r>
-      <w:r>
-        <w:br/>
-      </w:r>
-      <w:r>
-        <w:br/>
-      </w:r>
-    </w:p>
-    <w:p>
-      <w:pPr>
-        <w:numPr>
-          <w:ilvl w:val="0"/>
-          <w:numId w:val="4"/>
-        </w:numPr>
-        <w:rPr>
-          <w:rFonts w:hint="eastAsia"/>
-        </w:rPr>
-      </w:pPr>
-      <w:r>
-        <w:rPr>
-          <w:rFonts w:hint="eastAsia"/>
-        </w:rPr>
-        <w:t>敌方行为及决策</w:t>
-      </w:r>
-      <w:r>
-        <w:br/>
-      </w:r>
-      <w:r>
-        <w:rPr>
-          <w:rFonts w:hint="eastAsia"/>
-        </w:rPr>
-        <w:t>敌方行为模式遵循在保证每个敌人每回合都要行动一次的情况下，在特定战斗中，会提供多于敌方人数的行动次数，并将这些多的次数继续平均分配，每轮分配中威胁度（敌方怪物的一个隐藏属性）越高的越先行动，消耗完总行动次数后，直接结束回合。</w:t>
-      </w:r>
-      <w:r>
-        <w:rPr>
-          <w:rFonts w:hint="eastAsia"/>
-        </w:rPr>
-        <w:t>每个敌方通常拥有多个技能，每次行动时，会随机释放其中一个技能，或是按照顺序，在每一次的行动中依次施展对应技能。</w:t>
-      </w:r>
-      <w:r>
-        <w:br/>
-      </w:r>
-      <w:r>
-        <w:br/>
-      </w:r>
-      <w:r>
-        <w:rPr>
-          <w:rFonts w:hint="eastAsia"/>
-        </w:rPr>
-        <w:t>部分敌方怪物会拥有一个或多个高威胁技能，该技能是否可释放由多种因素决定：当进入战斗后或距离上一次释放经过一定回合后可释放，在我方释放部分技能后则下一回合必定释放，当满足一定场地条件后可释放，当自身已进行对应次行动后可释放等等。当该高威胁技能可以释放的时候，敌方需要在轮到自己行动时立即释放。</w:t>
-      </w:r>
-      <w:r>
-        <w:br/>
-      </w:r>
-      <w:r>
-        <w:lastRenderedPageBreak/>
-        <w:br/>
-      </w:r>
-      <w:r>
-        <w:rPr>
-          <w:rFonts w:hint="eastAsia"/>
-        </w:rPr>
-        <w:t>关于敌人的总行动次数，</w:t>
-      </w:r>
-      <w:r>
-        <w:rPr>
-          <w:rFonts w:hint="eastAsia"/>
-        </w:rPr>
-        <w:t>由敌方出战怪物决定，每个怪物都有隐藏属性“可提供的行动次数”。假设boss可提供3次行动次数，它带了三个小弟，每个可以提供1次，那总共就是6次。实际行动中，先保证平均分配一次，即boss和三个小弟各行动一次。还剩两次，则boss（威胁度最高）和一个随机小弟行动一次。</w:t>
-      </w:r>
-      <w:r>
-        <w:rPr>
-          <w:rFonts w:hint="eastAsia"/>
-        </w:rPr>
-        <w:t>（此处说的随机，是假设小弟威胁度相同的情况下）</w:t>
-      </w:r>
-      <w:r>
-        <w:rPr>
-          <w:rFonts w:hint="eastAsia"/>
-        </w:rPr>
-        <w:t>当小弟死了两个之后，总行动次数变为4，即boss和剩下的一个小弟各行动一次，然后再各行动一次。当只剩boss的时候，就他自己连动3次。部分战斗中，我们会直接忽略敌方的这一属性，而直接赋予敌方一个固定的总行动次数供他们分配，或者是在这两个模式间切换。有时候会暂时禁止部分敌方行动，</w:t>
-      </w:r>
-      <w:r>
-        <w:rPr>
-          <w:rFonts w:hint="eastAsia"/>
-        </w:rPr>
-        <w:t>就搁那杵着，</w:t>
-      </w:r>
-      <w:r>
-        <w:rPr>
-          <w:rFonts w:hint="eastAsia"/>
-        </w:rPr>
-        <w:t>也就是行动次数不平均分配，这可能也会跟正常的行为模式相互切换。要确保代码支持这点。</w:t>
-      </w:r>
-      <w:r>
-        <w:br/>
-      </w:r>
-      <w:r>
-        <w:br/>
-      </w:r>
-      <w:r>
-        <w:rPr>
-          <w:rFonts w:hint="eastAsia"/>
-        </w:rPr>
-        <w:t>与此相关的还有我方角色的嘲讽权重，是一个隐藏属性，通常护盾和治疗角色会设置的稍微高一些，当前出战角色也会暂时加高一点</w:t>
-      </w:r>
-      <w:r>
-        <w:br/>
-      </w:r>
-      <w:r>
-        <w:rPr>
-          <w:rFonts w:hint="eastAsia"/>
-        </w:rPr>
-        <w:t>目前角色自带权重各为100，防御较高或是护盾和治疗角色会额外增加25</w:t>
-      </w:r>
-      <w:r>
-        <w:rPr>
-          <w:rFonts w:hint="eastAsia"/>
-        </w:rPr>
-        <w:t>（直接写在角色配置表里）</w:t>
-      </w:r>
-      <w:r>
-        <w:rPr>
-          <w:rFonts w:hint="eastAsia"/>
-        </w:rPr>
-        <w:t>，出战角色增加100。</w:t>
-      </w:r>
-      <w:r>
-        <w:br/>
-      </w:r>
-      <w:r>
-        <w:rPr>
-          <w:rFonts w:hint="eastAsia"/>
-        </w:rPr>
-        <w:t>若战斗中有我方角色死亡</w:t>
-      </w:r>
-      <w:r>
-        <w:rPr>
-          <w:rFonts w:hint="eastAsia"/>
-        </w:rPr>
-        <w:t>或编队时有空缺</w:t>
-      </w:r>
-      <w:r>
-        <w:rPr>
-          <w:rFonts w:hint="eastAsia"/>
-        </w:rPr>
-        <w:t>，该位置权重视为0</w:t>
-      </w:r>
-      <w:r>
-        <w:br/>
-      </w:r>
-      <w:r>
-        <w:rPr>
-          <w:rFonts w:hint="eastAsia"/>
-        </w:rPr>
-        <w:t>单个角色被选为攻击目标或主目标概率：该角色当前权重/我方当前全体权重和</w:t>
-      </w:r>
-      <w:r>
-        <w:br/>
-      </w:r>
-      <w:r>
-        <w:rPr>
-          <w:rFonts w:hint="eastAsia"/>
-        </w:rPr>
-        <w:t>n个相邻角色被选为攻击目标概率：将我方进行分组，如相邻三个可分出123和234两种组合，单个组合被选择的概率=该组合各角色权重和/各组合权重总和</w:t>
-      </w:r>
-      <w:r>
-        <w:br/>
-      </w:r>
-      <w:r>
-        <w:br/>
-      </w:r>
-      <w:r>
-        <w:br/>
-      </w:r>
-    </w:p>
-    <w:p>
-      <w:pPr>
-        <w:numPr>
-          <w:ilvl w:val="0"/>
-          <w:numId w:val="4"/>
-        </w:numPr>
-        <w:rPr>
-          <w:rFonts w:hint="eastAsia"/>
-        </w:rPr>
-      </w:pPr>
-      <w:r>
-        <w:rPr>
-          <w:rFonts w:hint="eastAsia"/>
-        </w:rPr>
-        <w:t>元素附着计时器</w:t>
-      </w:r>
-      <w:r>
-        <w:br/>
-      </w:r>
-      <w:r>
-        <w:rPr>
-          <w:rFonts w:hint="eastAsia"/>
-        </w:rPr>
-        <w:t>必须承认这是为了对标原神原作而在回合制游戏中做出的极为尴尬的改动，回合制下玩家的操作呈离散分布，每一步都对应着很清楚的预期，盲目添加全局计时器会使得预期失效，如每一动首次hit居然不反应等等。所以最后规则如下：</w:t>
-      </w:r>
-      <w:r>
-        <w:br/>
-      </w:r>
-      <w:r>
-        <w:br/>
-      </w:r>
-      <w:r>
-        <w:rPr>
-          <w:rFonts w:hint="eastAsia"/>
-        </w:rPr>
-        <w:t>在skilllevel表中为各段攻击后面注明元素附着量</w:t>
-      </w:r>
-      <w:r>
-        <w:br/>
-      </w:r>
-      <w:r>
-        <w:br/>
-      </w:r>
-      <w:r>
-        <w:br/>
-      </w:r>
-    </w:p>
-    <w:p>
-      <w:pPr>
-        <w:numPr>
-          <w:ilvl w:val="0"/>
-          <w:numId w:val="4"/>
-        </w:numPr>
-        <w:rPr>
-          <w:rFonts w:hint="eastAsia"/>
-        </w:rPr>
-      </w:pPr>
-      <w:r>
-        <w:rPr>
-          <w:rFonts w:hint="eastAsia"/>
-        </w:rPr>
-        <w:t>韧性及削韧</w:t>
-      </w:r>
-      <w:r>
-        <w:br/>
-      </w:r>
-      <w:r>
-        <w:rPr>
-          <w:rFonts w:hint="eastAsia"/>
-        </w:rPr>
-        <w:lastRenderedPageBreak/>
-        <w:t>每个角色和大部分怪物都拥有韧性值，会在遭受攻击后被削减，但在自身回合开始时完全恢复。被击破韧性值的目标将陷入一回合的倒地状态。如果是角色，需要花费10ap来起身，如果是敌方目标，则该回合第一次行动只能为起身。倒地状态结束的目标自动起身，无论回合处于什么时候。倒地状态一般不可被技能消除。</w:t>
-      </w:r>
-      <w:r>
-        <w:rPr>
-          <w:rFonts w:hint="eastAsia"/>
-        </w:rPr>
-        <w:t>即使不专门让倒地的角色起身，当我方回合</w:t>
-      </w:r>
-      <w:r>
-        <w:rPr>
-          <w:rFonts w:hint="eastAsia"/>
-        </w:rPr>
-        <w:t>或敌方回合</w:t>
-      </w:r>
-      <w:r>
-        <w:rPr>
-          <w:rFonts w:hint="eastAsia"/>
-        </w:rPr>
-        <w:t>结束时，他们会因为韧性完全恢复而自动起身。</w:t>
-      </w:r>
-      <w:r>
-        <w:br/>
-      </w:r>
-      <w:r>
-        <w:br/>
-      </w:r>
-      <w:r>
-        <w:rPr>
-          <w:rFonts w:hint="eastAsia"/>
-        </w:rPr>
-        <w:t>起身视为直接恢复韧性值至最大值</w:t>
-      </w:r>
-      <w:r>
-        <w:br/>
-      </w:r>
-      <w:r>
-        <w:br/>
-      </w:r>
-      <w:r>
-        <w:rPr>
-          <w:rFonts w:hint="eastAsia"/>
-        </w:rPr>
-        <w:t>角色初始韧性值上限为100，部分角色会拥有增加自身及队友韧性条的效果，所有拥有护盾的目标在护盾消失前，韧性值都不会被减少，也就是说只有成功扣血的释放的打击才会扣除韧性值。如果那一下打击刚好破盾，仅造成伤害1点，那也是按照该次打击本应造成的满额的韧性值扣除来算。</w:t>
-      </w:r>
-      <w:r>
-        <w:br/>
-      </w:r>
-    </w:p>
-    <w:p>
-      <w:pPr>
-        <w:numPr>
-          <w:ilvl w:val="0"/>
-          <w:numId w:val="4"/>
-        </w:numPr>
-        <w:rPr>
-          <w:rFonts w:hint="eastAsia"/>
-        </w:rPr>
-      </w:pPr>
-      <w:r>
-        <w:rPr>
-          <w:rFonts w:hint="eastAsia"/>
-        </w:rPr>
-        <w:t>元素能量</w:t>
-      </w:r>
-      <w:r>
-        <w:br/>
-      </w:r>
-      <w:r>
-        <w:rPr>
-          <w:rFonts w:hint="eastAsia"/>
-        </w:rPr>
-        <w:t>大部分角色的技能可以产出元素能量，为自己和队友的元素爆发充能</w:t>
-      </w:r>
-      <w:r>
-        <w:rPr>
-          <w:rFonts w:hint="eastAsia"/>
-        </w:rPr>
-        <w:t>。</w:t>
-      </w:r>
-      <w:r>
-        <w:rPr>
-          <w:rFonts w:hint="eastAsia"/>
-        </w:rPr>
-        <w:t>若角色与此次产能元素相同，</w:t>
-      </w:r>
-      <w:r>
-        <w:rPr>
-          <w:rFonts w:hint="eastAsia"/>
-        </w:rPr>
-        <w:t>充能效率是1</w:t>
-      </w:r>
-      <w:r>
-        <w:rPr>
-          <w:rFonts w:hint="eastAsia"/>
-        </w:rPr>
-        <w:t>5</w:t>
-      </w:r>
-      <w:r>
-        <w:rPr>
-          <w:rFonts w:hint="eastAsia"/>
-        </w:rPr>
-        <w:t>0%。</w:t>
-      </w:r>
-      <w:r>
-        <w:rPr>
-          <w:rFonts w:hint="eastAsia"/>
-        </w:rPr>
-        <w:t>若不同则为</w:t>
-      </w:r>
-      <w:r>
-        <w:rPr>
-          <w:rFonts w:hint="eastAsia"/>
-        </w:rPr>
-        <w:t>5</w:t>
-      </w:r>
-      <w:r>
-        <w:rPr>
-          <w:rFonts w:hint="eastAsia"/>
-        </w:rPr>
-        <w:t>0%</w:t>
-      </w:r>
-      <w:r>
-        <w:rPr>
-          <w:rFonts w:hint="eastAsia"/>
-        </w:rPr>
-        <w:t>。与此同时，根据队伍中我方角色人数，</w:t>
-      </w:r>
-      <w:r>
-        <w:rPr>
-          <w:rFonts w:hint="eastAsia"/>
-        </w:rPr>
-        <w:t>未出战</w:t>
-      </w:r>
-      <w:r>
-        <w:rPr>
-          <w:rFonts w:hint="eastAsia"/>
-        </w:rPr>
-        <w:t>的角色在受到此次充能时会有一定的衰减，4人队伍时效率为60%，三人队伍为70%，两人队伍则为80%。</w:t>
-      </w:r>
-      <w:r>
-        <w:rPr>
-          <w:rFonts w:hint="eastAsia"/>
-        </w:rPr>
-        <w:t>当前出战角色充能仅受元素类型的系数影响。</w:t>
-      </w:r>
-      <w:r>
-        <w:br/>
-      </w:r>
-      <w:r>
-        <w:rPr>
-          <w:rFonts w:hint="eastAsia"/>
-        </w:rPr>
-        <w:t>至于部分状态和特殊技能造成的能量恢复效果，不受任何系数影响。</w:t>
-      </w:r>
+        <w:rPr>
+          <w:rFonts w:hint="eastAsia"/>
+        </w:rPr>
+      </w:pPr>
       <w:r>
         <w:br/>
       </w:r>
